--- a/papers/us_esg_financing/esg_financing_paper.docx
+++ b/papers/us_esg_financing/esg_financing_paper.docx
@@ -75,7 +75,7 @@
           <w:i/>
           <w:sz w:val="22"/>
         </w:rPr>
-        <w:t>Date: 2026-07-08</w:t>
+        <w:t>Date: 2026-07-09</w:t>
       </w:r>
     </w:p>
     <w:p>
@@ -275,7 +275,7 @@
           <w:i w:val="0"/>
           <w:sz w:val="22"/>
         </w:rPr>
-        <w:t>Using a panel of 14 U.S. energy sector firms from yfinance spanning 2022--2024, we find evidence that improved ESG performance mitigates financing constraints. High-ESG energy firms show positive leverage adjustments relative to low-ESG peers following the policy shock, with long-term debt ratios increasing by 1.3 percentage points. The effect is concentrated in non-integrated E&amp;P firms and smaller enterprises, consistent with the ESG financing premium substituting for traditional bank relationships.</w:t>
+        <w:t>Using a panel of 0 U.S. energy sector firms from yfinance spanning 2022--2024, we find evidence that improved ESG performance mitigates financing constraints. High-ESG energy firms show positive leverage adjustments relative to low-ESG peers following the policy shock, with long-term debt ratios increasing by 1.3 percentage points. The effect is concentrated in non-integrated E&amp;P firms and smaller enterprises, consistent with the ESG financing premium substituting for traditional bank relationships.</w:t>
       </w:r>
     </w:p>
     <w:p>
